--- a/магазин.docx
+++ b/магазин.docx
@@ -3,7 +3,16 @@
 <w:document xmlns:wpc="http://schemas.microsoft.com/office/word/2010/wordprocessingCanvas" xmlns:cx="http://schemas.microsoft.com/office/drawing/2014/chartex" xmlns:mc="http://schemas.openxmlformats.org/markup-compatibility/2006" xmlns:o="urn:schemas-microsoft-com:office:office" xmlns:r="http://schemas.openxmlformats.org/officeDocument/2006/relationships" xmlns:m="http://schemas.openxmlformats.org/officeDocument/2006/math" xmlns:v="urn:schemas-microsoft-com:vml" xmlns:wp14="http://schemas.microsoft.com/office/word/2010/wordprocessingDrawing" xmlns:wp="http://schemas.openxmlformats.org/drawingml/2006/wordprocessingDrawing" xmlns:w10="urn:schemas-microsoft-com:office:word" xmlns:w="http://schemas.openxmlformats.org/wordprocessingml/2006/main" xmlns:w14="http://schemas.microsoft.com/office/word/2010/wordml" xmlns:w15="http://schemas.microsoft.com/office/word/2012/wordml" xmlns:w16se="http://schemas.microsoft.com/office/word/2015/wordml/symex" xmlns:wpg="http://schemas.microsoft.com/office/word/2010/wordprocessingGroup" xmlns:wpi="http://schemas.microsoft.com/office/word/2010/wordprocessingInk" xmlns:wne="http://schemas.microsoft.com/office/word/2006/wordml" xmlns:wps="http://schemas.microsoft.com/office/word/2010/wordprocessingShape" mc:Ignorable="w14 w15 w16se wp14">
   <w:body>
     <w:p>
+      <w:pPr>
+        <w:rPr>
+          <w:lang w:val="ru-RU"/>
+        </w:rPr>
+      </w:pPr>
+      <w:bookmarkStart w:id="0" w:name="_GoBack"/>
       <w:r>
+        <w:rPr>
+          <w:noProof/>
+        </w:rPr>
         <w:drawing>
           <wp:inline distT="0" distB="0" distL="0" distR="0" wp14:anchorId="62E32F6D" wp14:editId="38BED49E">
             <wp:extent cx="1047896" cy="1009791"/>
@@ -40,7 +49,11 @@
           </wp:inline>
         </w:drawing>
       </w:r>
+      <w:bookmarkEnd w:id="0"/>
       <w:r>
+        <w:rPr>
+          <w:noProof/>
+        </w:rPr>
         <w:drawing>
           <wp:inline distT="0" distB="0" distL="0" distR="0" wp14:anchorId="2CEA30E2" wp14:editId="40D3F46E">
             <wp:extent cx="1562318" cy="1571844"/>
@@ -78,6 +91,9 @@
         </w:drawing>
       </w:r>
       <w:r>
+        <w:rPr>
+          <w:noProof/>
+        </w:rPr>
         <w:drawing>
           <wp:inline distT="0" distB="0" distL="0" distR="0" wp14:anchorId="619E0E48" wp14:editId="72452012">
             <wp:extent cx="1733792" cy="1571844"/>
@@ -115,6 +131,9 @@
         </w:drawing>
       </w:r>
       <w:r>
+        <w:rPr>
+          <w:noProof/>
+        </w:rPr>
         <w:drawing>
           <wp:inline distT="0" distB="0" distL="0" distR="0" wp14:anchorId="50B10AA6" wp14:editId="16C8A8FD">
             <wp:extent cx="1390844" cy="438211"/>
@@ -151,9 +170,19 @@
           </wp:inline>
         </w:drawing>
       </w:r>
+      <w:r>
+        <w:rPr>
+          <w:color w:val="FF0000"/>
+          <w:lang w:val="ru-RU"/>
+        </w:rPr>
+        <w:t>изменено</w:t>
+      </w:r>
     </w:p>
     <w:p>
       <w:r>
+        <w:rPr>
+          <w:noProof/>
+        </w:rPr>
         <w:drawing>
           <wp:inline distT="0" distB="0" distL="0" distR="0" wp14:anchorId="66A9D803" wp14:editId="1FAD8E05">
             <wp:extent cx="6152515" cy="3460750"/>
@@ -193,6 +222,9 @@
     </w:p>
     <w:p>
       <w:r>
+        <w:rPr>
+          <w:noProof/>
+        </w:rPr>
         <w:lastRenderedPageBreak/>
         <w:drawing>
           <wp:inline distT="0" distB="0" distL="0" distR="0" wp14:anchorId="1F72ED17" wp14:editId="17BD031C">
@@ -233,6 +265,9 @@
     </w:p>
     <w:p>
       <w:r>
+        <w:rPr>
+          <w:noProof/>
+        </w:rPr>
         <w:drawing>
           <wp:inline distT="0" distB="0" distL="0" distR="0" wp14:anchorId="0738B3FD" wp14:editId="012FE37E">
             <wp:extent cx="6152515" cy="3460750"/>
@@ -272,6 +307,9 @@
     </w:p>
     <w:p>
       <w:r>
+        <w:rPr>
+          <w:noProof/>
+        </w:rPr>
         <w:lastRenderedPageBreak/>
         <w:drawing>
           <wp:inline distT="0" distB="0" distL="0" distR="0" wp14:anchorId="6668E8DE" wp14:editId="1930F118">
@@ -312,6 +350,9 @@
     </w:p>
     <w:p>
       <w:r>
+        <w:rPr>
+          <w:noProof/>
+        </w:rPr>
         <w:drawing>
           <wp:inline distT="0" distB="0" distL="0" distR="0" wp14:anchorId="129FD771" wp14:editId="386CCEFB">
             <wp:extent cx="6152515" cy="3460750"/>
@@ -351,6 +392,9 @@
     </w:p>
     <w:p>
       <w:r>
+        <w:rPr>
+          <w:noProof/>
+        </w:rPr>
         <w:drawing>
           <wp:inline distT="0" distB="0" distL="0" distR="0" wp14:anchorId="65F4C768" wp14:editId="4A9D39DF">
             <wp:extent cx="6152515" cy="1155700"/>
@@ -390,6 +434,9 @@
     </w:p>
     <w:p>
       <w:r>
+        <w:rPr>
+          <w:noProof/>
+        </w:rPr>
         <w:lastRenderedPageBreak/>
         <w:drawing>
           <wp:inline distT="0" distB="0" distL="0" distR="0" wp14:anchorId="71770FAD" wp14:editId="6688BDF0">
@@ -427,8 +474,6 @@
           </wp:inline>
         </w:drawing>
       </w:r>
-      <w:bookmarkStart w:id="0" w:name="_GoBack"/>
-      <w:bookmarkEnd w:id="0"/>
     </w:p>
     <w:sectPr>
       <w:pgSz w:w="12240" w:h="15840"/>
